--- a/Reports/MS_Tab_Fig_Apndx_2026-10-21.docx
+++ b/Reports/MS_Tab_Fig_Apndx_2026-10-21.docx
@@ -3871,7 +3871,7 @@
                 <w:szCs w:val="16"/>
                 <w:u w:val="none"/>
               </w:rPr>
-              <w:t>2,433</w:t>
+              <w:t>2,358</w:t>
             </w:r>
           </w:p>
         </w:tc>
@@ -3913,7 +3913,7 @@
                 <w:szCs w:val="16"/>
                 <w:u w:val="none"/>
               </w:rPr>
-              <w:t>71.0%</w:t>
+              <w:t>68.9%</w:t>
             </w:r>
           </w:p>
         </w:tc>
@@ -3955,7 +3955,7 @@
                 <w:szCs w:val="16"/>
                 <w:u w:val="none"/>
               </w:rPr>
-              <w:t>747</w:t>
+              <w:t>794</w:t>
             </w:r>
           </w:p>
         </w:tc>
@@ -3997,7 +3997,7 @@
                 <w:szCs w:val="16"/>
                 <w:u w:val="none"/>
               </w:rPr>
-              <w:t>20.7%</w:t>
+              <w:t>22.0%</w:t>
             </w:r>
           </w:p>
         </w:tc>
@@ -4039,7 +4039,7 @@
                 <w:szCs w:val="16"/>
                 <w:u w:val="none"/>
               </w:rPr>
-              <w:t>316</w:t>
+              <w:t>344</w:t>
             </w:r>
           </w:p>
         </w:tc>
@@ -4081,7 +4081,7 @@
                 <w:szCs w:val="16"/>
                 <w:u w:val="none"/>
               </w:rPr>
-              <w:t>8.3%</w:t>
+              <w:t>9.1%</w:t>
             </w:r>
           </w:p>
         </w:tc>
@@ -5643,7 +5643,7 @@
                 <w:szCs w:val="16"/>
                 <w:u w:val="none"/>
               </w:rPr>
-              <w:t>0.505</w:t>
+              <w:t>0.501</w:t>
             </w:r>
           </w:p>
         </w:tc>
@@ -5687,7 +5687,7 @@
                 <w:szCs w:val="16"/>
                 <w:u w:val="none"/>
               </w:rPr>
-              <w:t>0.353</w:t>
+              <w:t>0.337</w:t>
             </w:r>
           </w:p>
         </w:tc>
@@ -6679,7 +6679,7 @@
                 <w:szCs w:val="16"/>
                 <w:u w:val="none"/>
               </w:rPr>
-              <w:t>0.560</w:t>
+              <w:t>0.558</w:t>
             </w:r>
           </w:p>
         </w:tc>
@@ -6721,7 +6721,7 @@
                 <w:szCs w:val="16"/>
                 <w:u w:val="none"/>
               </w:rPr>
-              <w:t>0.435</w:t>
+              <w:t>0.406</w:t>
             </w:r>
           </w:p>
         </w:tc>
@@ -7540,7 +7540,7 @@
                 <w:szCs w:val="16"/>
                 <w:u w:val="none"/>
               </w:rPr>
-              <w:t>0.605</w:t>
+              <w:t>0.601</w:t>
             </w:r>
           </w:p>
         </w:tc>
@@ -7582,7 +7582,7 @@
                 <w:szCs w:val="16"/>
                 <w:u w:val="none"/>
               </w:rPr>
-              <w:t>0.474</w:t>
+              <w:t>0.442</w:t>
             </w:r>
           </w:p>
         </w:tc>
@@ -8228,7 +8228,7 @@
                 <w:szCs w:val="16"/>
                 <w:u w:val="none"/>
               </w:rPr>
-              <w:t>0.284</w:t>
+              <w:t>0.081</w:t>
             </w:r>
           </w:p>
         </w:tc>
@@ -8270,7 +8270,7 @@
                 <w:szCs w:val="16"/>
                 <w:u w:val="none"/>
               </w:rPr>
-              <w:t>0.675</w:t>
+              <w:t>0.153</w:t>
             </w:r>
           </w:p>
         </w:tc>
@@ -9090,7 +9090,7 @@
                 <w:szCs w:val="16"/>
                 <w:u w:val="none"/>
               </w:rPr>
-              <w:t>0.284</w:t>
+              <w:t>0.081</w:t>
             </w:r>
           </w:p>
         </w:tc>
@@ -9349,7 +9349,7 @@
                 <w:szCs w:val="16"/>
                 <w:u w:val="none"/>
               </w:rPr>
-              <w:t>0.505</w:t>
+              <w:t>0.501</w:t>
             </w:r>
           </w:p>
         </w:tc>
@@ -9606,7 +9606,7 @@
                 <w:szCs w:val="16"/>
                 <w:u w:val="none"/>
               </w:rPr>
-              <w:t>0.560</w:t>
+              <w:t>0.558</w:t>
             </w:r>
           </w:p>
         </w:tc>
@@ -9737,7 +9737,7 @@
                 <w:szCs w:val="16"/>
                 <w:u w:val="none"/>
               </w:rPr>
-              <w:t>0.284</w:t>
+              <w:t>0.081</w:t>
             </w:r>
           </w:p>
         </w:tc>
@@ -9779,7 +9779,7 @@
                 <w:szCs w:val="16"/>
                 <w:u w:val="none"/>
               </w:rPr>
-              <w:t>0.505</w:t>
+              <w:t>0.501</w:t>
             </w:r>
           </w:p>
         </w:tc>
@@ -9821,7 +9821,7 @@
                 <w:szCs w:val="16"/>
                 <w:u w:val="none"/>
               </w:rPr>
-              <w:t>0.560</w:t>
+              <w:t>0.558</w:t>
             </w:r>
           </w:p>
         </w:tc>
@@ -9905,7 +9905,7 @@
                 <w:szCs w:val="16"/>
                 <w:u w:val="none"/>
               </w:rPr>
-              <w:t>0.605</w:t>
+              <w:t>0.601</w:t>
             </w:r>
           </w:p>
         </w:tc>
@@ -10130,7 +10130,7 @@
                 <w:szCs w:val="16"/>
                 <w:u w:val="none"/>
               </w:rPr>
-              <w:t>0.605</w:t>
+              <w:t>0.601</w:t>
             </w:r>
           </w:p>
         </w:tc>
